--- a/docs/investor-materials/v1.5/executive-ground-transport/CTDI-executive-summary-executive-ground-transport.docx
+++ b/docs/investor-materials/v1.5/executive-ground-transport/CTDI-executive-summary-executive-ground-transport.docx
@@ -37,7 +37,7 @@
           <w:i w:val="0"/>
           <w:sz w:val="22"/>
         </w:rPr>
-        <w:t>[operator LLC], LLC · Arlington, VA · August 2026 · info@example.com</w:t>
+        <w:t>CS Executive Services, LLC · Arlington, VA · August 2026 · info@example.com</w:t>
       </w:r>
     </w:p>
     <w:p>
@@ -73,7 +73,7 @@
           <w:i w:val="0"/>
           <w:sz w:val="22"/>
         </w:rPr>
-        <w:t>CTDI (Corporate Travel Dispatch Intelligence) is a 24/7 self-hosted dispatch-intelligence platform built and operated by the operator (USMC veteran; owner, [operator LLC], LLC, Arlington, VA) to run his own executive-chauffeur operation. It ingests aviation, rail, weather, and airspace data — including all six FAA SWIM data services under real, approved credentials — watches the specific flights and trains your reservations depend on, and pushes real-time alerts to dispatcher and driver phones the moment an inbound movement changes.</w:t>
+        <w:t>CTDI (Corporate Travel Dispatch Intelligence) is a 24/7 self-hosted dispatch-intelligence platform built and operated by the operator (USMC veteran; owner, CS Executive Services, LLC, Arlington, VA) to run his own executive-chauffeur operation. It ingests aviation, rail, weather, and airspace data — including all six FAA SWIM data services under real, approved credentials — watches the specific flights and trains your reservations depend on, and pushes real-time alerts to dispatcher and driver phones the moment an inbound movement changes.</w:t>
       </w:r>
     </w:p>
     <w:p>
@@ -815,7 +815,7 @@
           <w:i w:val="0"/>
           <w:sz w:val="22"/>
         </w:rPr>
-        <w:t xml:space="preserve"> (Licensor: [operator LLC], LLC), and its Additional Use Grant is written directly around the relay/middleware relationship described above. Stated accurately, because the boundary matters:</w:t>
+        <w:t xml:space="preserve"> (Licensor: CS Executive Services, LLC), and its Additional Use Grant is written directly around the relay/middleware relationship described above. Stated accurately, because the boundary matters:</w:t>
       </w:r>
     </w:p>
     <w:p>
@@ -901,7 +901,7 @@
           <w:i w:val="0"/>
           <w:sz w:val="22"/>
         </w:rPr>
-        <w:t>Disclosed: the Additional Use Grant language is a working draft currently under legal review; it reflects intended terms but has not yet been confirmed by counsel. Prospective commercial licensees should confirm current terms with [operator LLC], LLC directly.</w:t>
+        <w:t>Disclosed: the Additional Use Grant language is a working draft currently under legal review; it reflects intended terms but has not yet been confirmed by counsel. Prospective commercial licensees should confirm current terms with CS Executive Services, LLC directly.</w:t>
       </w:r>
     </w:p>
     <w:p>
@@ -937,7 +937,7 @@
           <w:i w:val="0"/>
           <w:sz w:val="22"/>
         </w:rPr>
-        <w:t>the operator — Founder and operator, [operator LLC], LLC, Arlington, VA · info@example.com. Live production read-outs can be arranged for diligence, as was done for the 2026-08-24 verification, security, and adversarial re-verification passes behind this document.</w:t>
+        <w:t>the operator — Founder and operator, CS Executive Services, LLC, Arlington, VA · info@example.com. Live production read-outs can be arranged for diligence, as was done for the 2026-08-24 verification, security, and adversarial re-verification passes behind this document.</w:t>
       </w:r>
     </w:p>
     <w:sectPr>
